--- a/원고/3부/러시아어_컨설턴트_32아크.docx
+++ b/원고/3부/러시아어_컨설턴트_32아크.docx
@@ -995,6 +995,42 @@
         <w:pStyle w:val="BodyText"/>
       </w:pPr>
       <w:r>
+        <w:rPr>
+          <w:bCs/>
+          <w:b/>
+        </w:rPr>
+        <w:t xml:space="preserve">Ярослава:</w:t>
+      </w:r>
+      <w:r>
+        <w:t xml:space="preserve"> </w:t>
+      </w:r>
+      <w:r>
+        <w:t xml:space="preserve">(Горько усмехнувшись) Правда глаза колет, как говорится. Простите за резкость, Кирилл Андреевич.</w:t>
+      </w:r>
+    </w:p>
+    <w:p>
+      <w:pPr>
+        <w:pStyle w:val="BodyText"/>
+      </w:pPr>
+      <w:r>
+        <w:rPr>
+          <w:bCs/>
+          <w:b/>
+        </w:rPr>
+        <w:t xml:space="preserve">Кирилл:</w:t>
+      </w:r>
+      <w:r>
+        <w:t xml:space="preserve"> </w:t>
+      </w:r>
+      <w:r>
+        <w:t xml:space="preserve">Не за что извиняться, Ярослава Тимофеевна. Колет — значит, задело то, что вам действительно важно.</w:t>
+      </w:r>
+    </w:p>
+    <w:p>
+      <w:pPr>
+        <w:pStyle w:val="BodyText"/>
+      </w:pPr>
+      <w:r>
         <w:t xml:space="preserve">같은 날 오후, 인수은행 담당자로부터의 압박 전화입니다.</w:t>
       </w:r>
     </w:p>
@@ -2100,6 +2136,60 @@
       </w:r>
       <w:r>
         <w:t xml:space="preserve">Уже вижу разницу, честно говоря. Именно, поэтому — не жалею о переходе, ни на секунду.</w:t>
+      </w:r>
+    </w:p>
+    <w:p>
+      <w:pPr>
+        <w:pStyle w:val="BodyText"/>
+      </w:pPr>
+      <w:r>
+        <w:rPr>
+          <w:bCs/>
+          <w:b/>
+        </w:rPr>
+        <w:t xml:space="preserve">Вениамин:</w:t>
+      </w:r>
+      <w:r>
+        <w:t xml:space="preserve"> </w:t>
+      </w:r>
+      <w:r>
+        <w:t xml:space="preserve">(Помолчав) Знаете, у Булгакова Иешуа говорит Пилату: «Правду говорить легко и приятно». В прошлой фирме я считал это наивностью.</w:t>
+      </w:r>
+    </w:p>
+    <w:p>
+      <w:pPr>
+        <w:pStyle w:val="BodyText"/>
+      </w:pPr>
+      <w:r>
+        <w:rPr>
+          <w:bCs/>
+          <w:b/>
+        </w:rPr>
+        <w:t xml:space="preserve">Настя:</w:t>
+      </w:r>
+      <w:r>
+        <w:t xml:space="preserve"> </w:t>
+      </w:r>
+      <w:r>
+        <w:t xml:space="preserve">А теперь?</w:t>
+      </w:r>
+    </w:p>
+    <w:p>
+      <w:pPr>
+        <w:pStyle w:val="BodyText"/>
+      </w:pPr>
+      <w:r>
+        <w:rPr>
+          <w:bCs/>
+          <w:b/>
+        </w:rPr>
+        <w:t xml:space="preserve">Вениамин:</w:t>
+      </w:r>
+      <w:r>
+        <w:t xml:space="preserve"> </w:t>
+      </w:r>
+      <w:r>
+        <w:t xml:space="preserve">Теперь понимаю: тяжело не говорить правду. Тяжело потом жить с тем, о чём промолчал.</w:t>
       </w:r>
     </w:p>
     <w:p>

--- a/원고/3부/러시아어_컨설턴트_32아크.docx
+++ b/원고/3부/러시아어_컨설턴트_32아크.docx
@@ -3366,6 +3366,222 @@
       </w:r>
       <w:r>
         <w:t xml:space="preserve">(Уходя последней) Спокойной ночи обоим — и поздравляю ещё раз с первой настоящей победой.</w:t>
+      </w:r>
+    </w:p>
+    <w:p>
+      <w:r>
+        <w:br w:type="page"/>
+      </w:r>
+    </w:p>
+    <w:p>
+      <w:pPr>
+        <w:pStyle w:val="BodyText"/>
+      </w:pPr>
+      <w:r>
+        <w:rPr>
+          <w:b/>
+          <w:bCs/>
+          <w:sz w:val="32"/>
+          <w:szCs w:val="32"/>
+        </w:rPr>
+        <w:t xml:space="preserve">📚 인용 해설 노트 — 32아크</w:t>
+      </w:r>
+    </w:p>
+    <w:p>
+      <w:pPr>
+        <w:pStyle w:val="BodyText"/>
+      </w:pPr>
+      <w:r>
+        <w:rPr/>
+        <w:t xml:space="preserve">이 화에 나온 러시아 고전 인용과 속담의 뜻, 원작 맥락, 쓰인 장면, 실제 대화에서 쓰는 요령을 정리했습니다.</w:t>
+      </w:r>
+    </w:p>
+    <w:p>
+      <w:pPr>
+        <w:pStyle w:val="BodyText"/>
+      </w:pPr>
+      <w:r>
+        <w:rPr>
+          <w:b/>
+          <w:bCs/>
+          <w:sz w:val="24"/>
+          <w:szCs w:val="24"/>
+        </w:rPr>
+        <w:t xml:space="preserve">인용 1 · «Правду говорить легко и приятно»</w:t>
+      </w:r>
+    </w:p>
+    <w:p>
+      <w:pPr>
+        <w:pStyle w:val="BodyText"/>
+      </w:pPr>
+      <w:r>
+        <w:rPr>
+          <w:b/>
+          <w:bCs/>
+        </w:rPr>
+        <w:t xml:space="preserve">출전: </w:t>
+      </w:r>
+      <w:r>
+        <w:rPr/>
+        <w:t xml:space="preserve">미하일 불가코프, 『거장과 마르가리타』 2장, 예슈아의 대사</w:t>
+      </w:r>
+    </w:p>
+    <w:p>
+      <w:pPr>
+        <w:pStyle w:val="BodyText"/>
+      </w:pPr>
+      <w:r>
+        <w:rPr>
+          <w:b/>
+          <w:bCs/>
+        </w:rPr>
+        <w:t xml:space="preserve">뜻: </w:t>
+      </w:r>
+      <w:r>
+        <w:rPr/>
+        <w:t xml:space="preserve">진실을 말하는 것은 쉽고 즐겁다.</w:t>
+      </w:r>
+    </w:p>
+    <w:p>
+      <w:pPr>
+        <w:pStyle w:val="BodyText"/>
+      </w:pPr>
+      <w:r>
+        <w:rPr>
+          <w:b/>
+          <w:bCs/>
+        </w:rPr>
+        <w:t xml:space="preserve">원작·유래: </w:t>
+      </w:r>
+      <w:r>
+        <w:rPr/>
+        <w:t xml:space="preserve">본디오 빌라도의 심문을 받는 떠돌이 철학자 예슈아(예수)가 하는 말입니다. 목숨이 걸린 자리에서도 거짓말을 하지 않는 그의 순수함을 보여 줍니다.</w:t>
+      </w:r>
+    </w:p>
+    <w:p>
+      <w:pPr>
+        <w:pStyle w:val="BodyText"/>
+      </w:pPr>
+      <w:r>
+        <w:rPr>
+          <w:b/>
+          <w:bCs/>
+        </w:rPr>
+        <w:t xml:space="preserve">이 화에서: </w:t>
+      </w:r>
+      <w:r>
+        <w:rPr/>
+        <w:t xml:space="preserve">대형 회계법인에서 진실을 덮는 경험을 한 신입 베니아민이 '정말 힘든 건 진실을 말하는 게 아니라 침묵한 뒤 그걸 안고 사는 것'이라고 고백합니다.</w:t>
+      </w:r>
+    </w:p>
+    <w:p>
+      <w:pPr>
+        <w:pStyle w:val="BodyText"/>
+      </w:pPr>
+      <w:r>
+        <w:rPr>
+          <w:b/>
+          <w:bCs/>
+        </w:rPr>
+        <w:t xml:space="preserve">대화 활용 팁: </w:t>
+      </w:r>
+      <w:r>
+        <w:rPr/>
+        <w:t xml:space="preserve">정직, 투명성, 내부 소통을 강조할 때 씁니다. 반어적으로 '말이야 쉽지'라는 뉘앙스로 쓰는 경우도 많으니 어조에 주의하세요.</w:t>
+      </w:r>
+    </w:p>
+    <w:p>
+      <w:pPr>
+        <w:pStyle w:val="BodyText"/>
+      </w:pPr>
+      <w:r>
+        <w:rPr>
+          <w:b/>
+          <w:bCs/>
+          <w:sz w:val="24"/>
+          <w:szCs w:val="24"/>
+        </w:rPr>
+        <w:t xml:space="preserve">인용 2 · «Правда глаза колет»</w:t>
+      </w:r>
+    </w:p>
+    <w:p>
+      <w:pPr>
+        <w:pStyle w:val="BodyText"/>
+      </w:pPr>
+      <w:r>
+        <w:rPr>
+          <w:b/>
+          <w:bCs/>
+        </w:rPr>
+        <w:t xml:space="preserve">출전: </w:t>
+      </w:r>
+      <w:r>
+        <w:rPr/>
+        <w:t xml:space="preserve">러시아 속담</w:t>
+      </w:r>
+    </w:p>
+    <w:p>
+      <w:pPr>
+        <w:pStyle w:val="BodyText"/>
+      </w:pPr>
+      <w:r>
+        <w:rPr>
+          <w:b/>
+          <w:bCs/>
+        </w:rPr>
+        <w:t xml:space="preserve">뜻: </w:t>
+      </w:r>
+      <w:r>
+        <w:rPr/>
+        <w:t xml:space="preserve">진실은 눈을 찌른다. 바른말은 듣기 싫다는 뜻입니다.</w:t>
+      </w:r>
+    </w:p>
+    <w:p>
+      <w:pPr>
+        <w:pStyle w:val="BodyText"/>
+      </w:pPr>
+      <w:r>
+        <w:rPr>
+          <w:b/>
+          <w:bCs/>
+        </w:rPr>
+        <w:t xml:space="preserve">원작·유래: </w:t>
+      </w:r>
+      <w:r>
+        <w:rPr/>
+        <w:t xml:space="preserve">불편한 진실을 들으면 화가 나거나 아프다는 뜻입니다. 상대가 화를 낼 때 '맞는 말이라서 그렇다'는 뉘앙스로 씁니다.</w:t>
+      </w:r>
+    </w:p>
+    <w:p>
+      <w:pPr>
+        <w:pStyle w:val="BodyText"/>
+      </w:pPr>
+      <w:r>
+        <w:rPr>
+          <w:b/>
+          <w:bCs/>
+        </w:rPr>
+        <w:t xml:space="preserve">이 화에서: </w:t>
+      </w:r>
+      <w:r>
+        <w:rPr/>
+        <w:t xml:space="preserve">리베이트 정황 보고를 받고 방어적으로 반응했던 CFO 야로슬라바가 스스로 이 속담을 쓰며 사과하자, 키릴이 '아픈 건 그만큼 중요한 걸 건드렸다는 뜻'이라고 답합니다.</w:t>
+      </w:r>
+    </w:p>
+    <w:p>
+      <w:pPr>
+        <w:pStyle w:val="BodyText"/>
+      </w:pPr>
+      <w:r>
+        <w:rPr>
+          <w:b/>
+          <w:bCs/>
+        </w:rPr>
+        <w:t xml:space="preserve">대화 활용 팁: </w:t>
+      </w:r>
+      <w:r>
+        <w:rPr/>
+        <w:t xml:space="preserve">⚠ 상대에게 직접 하면 '맞는 말이니 찔리지?'라는 공격이 됩니다. 이 장면처럼 자기 자신에게 쓰면 성숙한 인정이 됩니다.</w:t>
       </w:r>
     </w:p>
     <w:sectPr/>
